--- a/(25CS061)_sitemap_and_WiredFrame.docx
+++ b/(25CS061)_sitemap_and_WiredFrame.docx
@@ -9,6 +9,9 @@
     </w:p>
     <w:p>
       <w:r>
+        <w:rPr>
+          <w:noProof/>
+        </w:rPr>
         <w:drawing>
           <wp:inline distT="0" distB="0" distL="0" distR="0" wp14:anchorId="27068C6C" wp14:editId="3600FACB">
             <wp:extent cx="5731510" cy="2635250"/>
@@ -55,14 +58,11 @@
     </w:p>
     <w:p>
       <w:r>
-        <w:rPr>
-          <w:noProof/>
-        </w:rPr>
         <w:drawing>
-          <wp:inline distT="0" distB="0" distL="0" distR="0" wp14:anchorId="2ECCF7E5" wp14:editId="43DD15EA">
-            <wp:extent cx="5731510" cy="2306320"/>
+          <wp:inline distT="0" distB="0" distL="0" distR="0" wp14:anchorId="20B66871" wp14:editId="79318930">
+            <wp:extent cx="5731510" cy="4047490"/>
             <wp:effectExtent l="0" t="0" r="2540" b="0"/>
-            <wp:docPr id="1185354764" name="Picture 1"/>
+            <wp:docPr id="915796771" name="Picture 1"/>
             <wp:cNvGraphicFramePr>
               <a:graphicFrameLocks xmlns:a="http://schemas.openxmlformats.org/drawingml/2006/main" noChangeAspect="1"/>
             </wp:cNvGraphicFramePr>
@@ -70,7 +70,7 @@
               <a:graphicData uri="http://schemas.openxmlformats.org/drawingml/2006/picture">
                 <pic:pic xmlns:pic="http://schemas.openxmlformats.org/drawingml/2006/picture">
                   <pic:nvPicPr>
-                    <pic:cNvPr id="1185354764" name=""/>
+                    <pic:cNvPr id="915796771" name=""/>
                     <pic:cNvPicPr/>
                   </pic:nvPicPr>
                   <pic:blipFill>
@@ -82,7 +82,7 @@
                   <pic:spPr>
                     <a:xfrm>
                       <a:off x="0" y="0"/>
-                      <a:ext cx="5731510" cy="2306320"/>
+                      <a:ext cx="5731510" cy="4047490"/>
                     </a:xfrm>
                     <a:prstGeom prst="rect">
                       <a:avLst/>
@@ -104,7 +104,6 @@
     <w:p/>
     <w:p>
       <w:r>
-        <w:lastRenderedPageBreak/>
         <w:t>2.</w:t>
       </w:r>
       <w:r>
@@ -174,6 +173,7 @@
         <w:rPr>
           <w:noProof/>
         </w:rPr>
+        <w:lastRenderedPageBreak/>
         <w:drawing>
           <wp:inline distT="0" distB="0" distL="0" distR="0" wp14:anchorId="6B902F87" wp14:editId="0BAD42BD">
             <wp:extent cx="5731510" cy="2677795"/>
@@ -220,6 +220,9 @@
     </w:p>
     <w:p>
       <w:r>
+        <w:rPr>
+          <w:noProof/>
+        </w:rPr>
         <w:drawing>
           <wp:inline distT="0" distB="0" distL="0" distR="0" wp14:anchorId="34D72E7F" wp14:editId="060378EF">
             <wp:extent cx="5731510" cy="2985770"/>
@@ -272,6 +275,10 @@
     </w:p>
     <w:p>
       <w:r>
+        <w:rPr>
+          <w:noProof/>
+        </w:rPr>
+        <w:lastRenderedPageBreak/>
         <w:drawing>
           <wp:inline distT="0" distB="0" distL="0" distR="0" wp14:anchorId="73276532" wp14:editId="1A9038D4">
             <wp:extent cx="5731510" cy="3018790"/>
@@ -318,6 +325,9 @@
     </w:p>
     <w:p>
       <w:r>
+        <w:rPr>
+          <w:noProof/>
+        </w:rPr>
         <w:drawing>
           <wp:inline distT="0" distB="0" distL="0" distR="0" wp14:anchorId="533444C0" wp14:editId="0AC9D0D6">
             <wp:extent cx="5731510" cy="2383790"/>
@@ -366,6 +376,10 @@
     </w:p>
     <w:p>
       <w:r>
+        <w:rPr>
+          <w:noProof/>
+        </w:rPr>
+        <w:lastRenderedPageBreak/>
         <w:drawing>
           <wp:inline distT="0" distB="0" distL="0" distR="0" wp14:anchorId="1A52F094" wp14:editId="5AD34D47">
             <wp:extent cx="5731510" cy="2642235"/>
@@ -408,12 +422,14 @@
     <w:p/>
     <w:p>
       <w:r>
-        <w:lastRenderedPageBreak/>
         <w:t>8.Feedback.html</w:t>
       </w:r>
     </w:p>
     <w:p>
       <w:r>
+        <w:rPr>
+          <w:noProof/>
+        </w:rPr>
         <w:drawing>
           <wp:inline distT="0" distB="0" distL="0" distR="0" wp14:anchorId="26BCDE6A" wp14:editId="7C86125D">
             <wp:extent cx="5731510" cy="2742565"/>
@@ -462,6 +478,10 @@
     </w:p>
     <w:p>
       <w:r>
+        <w:rPr>
+          <w:noProof/>
+        </w:rPr>
+        <w:lastRenderedPageBreak/>
         <w:drawing>
           <wp:inline distT="0" distB="0" distL="0" distR="0" wp14:anchorId="7B5815F5" wp14:editId="0787EB1B">
             <wp:extent cx="5731510" cy="2211705"/>
@@ -506,12 +526,14 @@
     <w:p/>
     <w:p>
       <w:r>
-        <w:lastRenderedPageBreak/>
         <w:t>10.Login.html</w:t>
       </w:r>
     </w:p>
     <w:p>
       <w:r>
+        <w:rPr>
+          <w:noProof/>
+        </w:rPr>
         <w:drawing>
           <wp:inline distT="0" distB="0" distL="0" distR="0" wp14:anchorId="037A4B0E" wp14:editId="5FAE6E72">
             <wp:extent cx="5731510" cy="2066290"/>
